--- a/docs/general-english/A2/release/units/a22-u19.docx
+++ b/docs/general-english/A2/release/units/a22-u19.docx
@@ -874,7 +874,7 @@
           <wp:inline>
             <wp:extent cx="5724525" cy="1390650"/>
             <wp:effectExtent b="0" l="0" r="0" t="0"/>
-            <wp:docPr descr="The four words of the word bank, in the order the task prints them, each with a picture: artist, athlete, builder, singer." title="" id="27" name="Picture"/>
+            <wp:docPr descr="The four words of the word bank, in the order the task prints them, each with a picture: builder, artist, athlete, singer." title="" id="27" name="Picture"/>
             <a:graphic>
               <a:graphicData uri="http://schemas.openxmlformats.org/drawingml/2006/picture">
                 <pic:pic>
@@ -968,7 +968,7 @@
         <w:t xml:space="preserve"> </w:t>
       </w:r>
       <w:r>
-        <w:t xml:space="preserve">artist | athlete | builder | singer</w:t>
+        <w:t xml:space="preserve">builder | artist | athlete | singer</w:t>
       </w:r>
     </w:p>
     <w:p>
@@ -3237,7 +3237,7 @@
               <w:jc w:val="left"/>
             </w:pPr>
             <w:r>
-              <w:t xml:space="preserve">a person, and only a person</w:t>
+              <w:t xml:space="preserve">it belongs to them</w:t>
             </w:r>
           </w:p>
         </w:tc>
@@ -3277,7 +3277,7 @@
               <w:jc w:val="left"/>
             </w:pPr>
             <w:r>
-              <w:t xml:space="preserve">a thing, and never a person</w:t>
+              <w:t xml:space="preserve">a person or a thing, and the one people say</w:t>
             </w:r>
           </w:p>
         </w:tc>
@@ -3317,7 +3317,7 @@
               <w:jc w:val="left"/>
             </w:pPr>
             <w:r>
-              <w:t xml:space="preserve">a person or a thing, and the one people say</w:t>
+              <w:t xml:space="preserve">a person, and only a person</w:t>
             </w:r>
           </w:p>
         </w:tc>
@@ -3357,7 +3357,7 @@
               <w:jc w:val="left"/>
             </w:pPr>
             <w:r>
-              <w:t xml:space="preserve">a place</w:t>
+              <w:t xml:space="preserve">a thing, and never a person</w:t>
             </w:r>
           </w:p>
         </w:tc>
@@ -3397,7 +3397,7 @@
               <w:jc w:val="left"/>
             </w:pPr>
             <w:r>
-              <w:t xml:space="preserve">it belongs to them</w:t>
+              <w:t xml:space="preserve">a place</w:t>
             </w:r>
           </w:p>
         </w:tc>
@@ -5112,7 +5112,7 @@
       <w:r>
         <w:drawing>
           <wp:inline>
-            <wp:extent cx="5724525" cy="2095500"/>
+            <wp:extent cx="5724525" cy="2286000"/>
             <wp:effectExtent b="0" l="0" r="0" t="0"/>
             <wp:docPr descr="The four phrases of this task as chips above three empty bins -- person, thing and place. Which chip goes in which bin is the exercise, so none of them is placed." title="" id="60" name="Picture"/>
             <a:graphic>
@@ -5133,7 +5133,7 @@
                   <pic:spPr bwMode="auto">
                     <a:xfrm>
                       <a:off x="0" y="0"/>
-                      <a:ext cx="5724525" cy="2095500"/>
+                      <a:ext cx="5724525" cy="2286000"/>
                     </a:xfrm>
                     <a:prstGeom prst="rect">
                       <a:avLst/>
@@ -5362,7 +5362,7 @@
       <w:r>
         <w:drawing>
           <wp:inline>
-            <wp:extent cx="5724525" cy="1857375"/>
+            <wp:extent cx="5724525" cy="2190750"/>
             <wp:effectExtent b="0" l="0" r="0" t="0"/>
             <wp:docPr descr="One correction worked through -- the wrong form struck out and the right one beside it -- and then three more sentences with an empty line for the learner to write the correct form." title="" id="63" name="Picture"/>
             <a:graphic>
@@ -5383,7 +5383,7 @@
                   <pic:spPr bwMode="auto">
                     <a:xfrm>
                       <a:off x="0" y="0"/>
-                      <a:ext cx="5724525" cy="1857375"/>
+                      <a:ext cx="5724525" cy="2190750"/>
                     </a:xfrm>
                     <a:prstGeom prst="rect">
                       <a:avLst/>
@@ -11959,7 +11959,7 @@
       <w:r>
         <w:drawing>
           <wp:inline>
-            <wp:extent cx="5724525" cy="2352675"/>
+            <wp:extent cx="5724525" cy="2590800"/>
             <wp:effectExtent b="0" l="0" r="0" t="0"/>
             <wp:docPr descr="The decision task as one question and three branches, with what each one costs: knock, and ask her to explain herself to a stranger at her own front door; write a note, which she can answer when she wants; or leave her alone, because four years of four words a year is a decision and not an accident." title="" id="132" name="Picture"/>
             <a:graphic>
@@ -11980,7 +11980,7 @@
                   <pic:spPr bwMode="auto">
                     <a:xfrm>
                       <a:off x="0" y="0"/>
-                      <a:ext cx="5724525" cy="2352675"/>
+                      <a:ext cx="5724525" cy="2590800"/>
                     </a:xfrm>
                     <a:prstGeom prst="rect">
                       <a:avLst/>
@@ -12158,7 +12158,7 @@
           <wp:inline>
             <wp:extent cx="5724525" cy="2095500"/>
             <wp:effectExtent b="0" l="0" r="0" t="0"/>
-            <wp:docPr descr="The eight words of the spiral review bank, in bank order: actor, athlete, tailor, waiter, who, where, unless, factory." title="" id="135" name="Picture"/>
+            <wp:docPr descr="The eight words of the spiral review bank, in bank order: waiter, factory, actor, where, tailor, athlete, who, unless." title="" id="135" name="Picture"/>
             <a:graphic>
               <a:graphicData uri="http://schemas.openxmlformats.org/drawingml/2006/picture">
                 <pic:pic>
@@ -12277,7 +12277,7 @@
         <w:t xml:space="preserve"> </w:t>
       </w:r>
       <w:r>
-        <w:t xml:space="preserve">actor | athlete | tailor | waiter | who | where | unless | factory</w:t>
+        <w:t xml:space="preserve">waiter | factory | actor | where | tailor | athlete | who | unless</w:t>
       </w:r>
     </w:p>
     <w:p>
